--- a/public/downloads/very44-application.docx
+++ b/public/downloads/very44-application.docx
@@ -839,7 +839,7 @@
         </w:pBdr>
         <w:jc w:val="left"/>
         <w:rPr>
-          <w:rFonts w:ascii="Pretendard Medium" w:eastAsia="Pretendard Medium" w:hAnsi="Pretendard Medium" w:hint="eastAsia"/>
+          <w:rFonts w:ascii="Pretendard Medium" w:eastAsia="Pretendard Medium" w:hAnsi="Pretendard Medium"/>
           <w:b/>
           <w:bCs/>
           <w:color w:val="000000"/>
@@ -1343,7 +1343,7 @@
         <w:ind w:left="800"/>
         <w:jc w:val="left"/>
         <w:rPr>
-          <w:rFonts w:ascii="Pretendard Medium" w:eastAsia="Pretendard Medium" w:hAnsi="Pretendard Medium" w:hint="eastAsia"/>
+          <w:rFonts w:ascii="Pretendard Medium" w:eastAsia="Pretendard Medium" w:hAnsi="Pretendard Medium"/>
           <w:b/>
           <w:bCs/>
           <w:color w:val="000000"/>
@@ -1451,6 +1451,18 @@
     </w:tbl>
     <w:p>
       <w:pPr>
+        <w:ind w:left="800"/>
+        <w:jc w:val="left"/>
+        <w:rPr>
+          <w:rFonts w:ascii="Pretendard Medium" w:eastAsia="Pretendard Medium" w:hAnsi="Pretendard Medium" w:hint="eastAsia"/>
+          <w:b/>
+          <w:bCs/>
+          <w:color w:val="EE0000"/>
+        </w:rPr>
+      </w:pPr>
+    </w:p>
+    <w:p>
+      <w:pPr>
         <w:numPr>
           <w:ilvl w:val="0"/>
           <w:numId w:val="2"/>
@@ -1460,6 +1472,69 @@
           <w:rFonts w:ascii="Pretendard Medium" w:eastAsia="Pretendard Medium" w:hAnsi="Pretendard Medium"/>
           <w:b/>
           <w:bCs/>
+          <w:color w:val="EE0000"/>
+        </w:rPr>
+      </w:pPr>
+      <w:r>
+        <w:rPr>
+          <w:rFonts w:ascii="Pretendard Medium" w:eastAsia="Pretendard Medium" w:hAnsi="Pretendard Medium"/>
+          <w:b/>
+          <w:bCs/>
+          <w:color w:val="EE0000"/>
+        </w:rPr>
+        <w:t>[선택]</w:t>
+      </w:r>
+      <w:r>
+        <w:rPr>
+          <w:rFonts w:ascii="Pretendard Medium" w:eastAsia="Pretendard Medium" w:hAnsi="Pretendard Medium"/>
+          <w:color w:val="EE0000"/>
+        </w:rPr>
+        <w:t xml:space="preserve"> 사업계획서 제출</w:t>
+      </w:r>
+    </w:p>
+    <w:p>
+      <w:pPr>
+        <w:ind w:left="800"/>
+        <w:jc w:val="left"/>
+        <w:rPr>
+          <w:rFonts w:ascii="Pretendard Medium" w:eastAsia="Pretendard Medium" w:hAnsi="Pretendard Medium"/>
+          <w:color w:val="EE0000"/>
+        </w:rPr>
+      </w:pPr>
+      <w:r>
+        <w:rPr>
+          <w:rFonts w:ascii="Pretendard Medium" w:eastAsia="Pretendard Medium" w:hAnsi="Pretendard Medium"/>
+          <w:color w:val="EE0000"/>
+        </w:rPr>
+        <w:t xml:space="preserve">준비 또는 구상 중인 사업이 있다면 사업계획서를 </w:t>
+      </w:r>
+      <w:r>
+        <w:rPr>
+          <w:rFonts w:ascii="Pretendard Medium" w:eastAsia="Pretendard Medium" w:hAnsi="Pretendard Medium" w:hint="eastAsia"/>
+          <w:color w:val="EE0000"/>
+        </w:rPr>
+        <w:t>접수 페이지</w:t>
+      </w:r>
+      <w:r>
+        <w:rPr>
+          <w:rFonts w:ascii="Pretendard Medium" w:eastAsia="Pretendard Medium" w:hAnsi="Pretendard Medium"/>
+          <w:color w:val="EE0000"/>
+        </w:rPr>
+        <w:t>에 첨부하여 제출해주세요.</w:t>
+      </w:r>
+    </w:p>
+    <w:p>
+      <w:pPr>
+        <w:numPr>
+          <w:ilvl w:val="0"/>
+          <w:numId w:val="3"/>
+        </w:numPr>
+        <w:jc w:val="left"/>
+        <w:rPr>
+          <w:rFonts w:ascii="Pretendard Medium" w:eastAsia="Pretendard Medium" w:hAnsi="Pretendard Medium" w:hint="eastAsia"/>
+          <w:i/>
+          <w:iCs/>
+          <w:color w:val="EE0000"/>
         </w:rPr>
         <w:sectPr>
           <w:pgSz w:w="11906" w:h="16838"/>
@@ -1468,98 +1543,14 @@
           <w:cols w:space="720"/>
         </w:sectPr>
       </w:pPr>
-    </w:p>
-    <w:p>
-      <w:pPr>
-        <w:numPr>
-          <w:ilvl w:val="0"/>
-          <w:numId w:val="2"/>
-        </w:numPr>
-        <w:jc w:val="left"/>
-        <w:rPr>
-          <w:rFonts w:ascii="Pretendard Medium" w:eastAsia="Pretendard Medium" w:hAnsi="Pretendard Medium"/>
-          <w:b/>
-          <w:bCs/>
-          <w:color w:val="EE0000"/>
-        </w:rPr>
-      </w:pPr>
-      <w:r>
-        <w:rPr>
-          <w:rFonts w:ascii="Pretendard Medium" w:eastAsia="Pretendard Medium" w:hAnsi="Pretendard Medium"/>
-          <w:b/>
-          <w:bCs/>
-          <w:color w:val="EE0000"/>
-        </w:rPr>
-        <w:lastRenderedPageBreak/>
-        <w:t>[선택]</w:t>
-      </w:r>
-      <w:r>
-        <w:rPr>
-          <w:rFonts w:ascii="Pretendard Medium" w:eastAsia="Pretendard Medium" w:hAnsi="Pretendard Medium"/>
-          <w:color w:val="EE0000"/>
-        </w:rPr>
-        <w:t xml:space="preserve"> 사업계획서 제출</w:t>
-      </w:r>
-    </w:p>
-    <w:p>
-      <w:pPr>
-        <w:ind w:left="800"/>
-        <w:jc w:val="left"/>
-        <w:rPr>
-          <w:rFonts w:ascii="Pretendard Medium" w:eastAsia="Pretendard Medium" w:hAnsi="Pretendard Medium"/>
-          <w:color w:val="EE0000"/>
-        </w:rPr>
-      </w:pPr>
-      <w:r>
-        <w:rPr>
-          <w:rFonts w:ascii="Pretendard Medium" w:eastAsia="Pretendard Medium" w:hAnsi="Pretendard Medium"/>
-          <w:color w:val="EE0000"/>
-        </w:rPr>
-        <w:t>준비 또는 구상 중인 사업이 있다면 사업계획서를 아래에 첨부하여 제출해주세요.</w:t>
-      </w:r>
-    </w:p>
-    <w:p>
-      <w:pPr>
-        <w:numPr>
-          <w:ilvl w:val="0"/>
-          <w:numId w:val="3"/>
-        </w:numPr>
-        <w:jc w:val="left"/>
+      <w:r>
         <w:rPr>
           <w:rFonts w:ascii="Pretendard Medium" w:eastAsia="Pretendard Medium" w:hAnsi="Pretendard Medium"/>
           <w:i/>
           <w:iCs/>
           <w:color w:val="EE0000"/>
         </w:rPr>
-      </w:pPr>
-      <w:r>
-        <w:rPr>
-          <w:rFonts w:ascii="Pretendard Medium" w:eastAsia="Pretendard Medium" w:hAnsi="Pretendard Medium"/>
-          <w:i/>
-          <w:iCs/>
-          <w:color w:val="EE0000"/>
-        </w:rPr>
-        <w:t xml:space="preserve">제목 </w:t>
-      </w:r>
-      <w:proofErr w:type="gramStart"/>
-      <w:r>
-        <w:rPr>
-          <w:rFonts w:ascii="Pretendard Medium" w:eastAsia="Pretendard Medium" w:hAnsi="Pretendard Medium"/>
-          <w:i/>
-          <w:iCs/>
-          <w:color w:val="EE0000"/>
-        </w:rPr>
-        <w:t>형식 :</w:t>
-      </w:r>
-      <w:proofErr w:type="gramEnd"/>
-      <w:r>
-        <w:rPr>
-          <w:rFonts w:ascii="Pretendard Medium" w:eastAsia="Pretendard Medium" w:hAnsi="Pretendard Medium"/>
-          <w:i/>
-          <w:iCs/>
-          <w:color w:val="EE0000"/>
-        </w:rPr>
-        <w:t xml:space="preserve"> VERY44기_</w:t>
+        <w:t>제목 형식 : VERY44기_</w:t>
       </w:r>
       <w:r>
         <w:rPr>
@@ -1577,100 +1568,8 @@
           <w:iCs/>
           <w:color w:val="EE0000"/>
         </w:rPr>
-        <w:t>_</w:t>
-      </w:r>
-      <w:proofErr w:type="gramStart"/>
-      <w:r>
-        <w:rPr>
-          <w:rFonts w:ascii="Pretendard Medium" w:eastAsia="Pretendard Medium" w:hAnsi="Pretendard Medium"/>
-          <w:i/>
-          <w:iCs/>
-          <w:color w:val="EE0000"/>
-        </w:rPr>
-        <w:t>사업계획서 /</w:t>
-      </w:r>
-      <w:proofErr w:type="gramEnd"/>
-      <w:r>
-        <w:rPr>
-          <w:rFonts w:ascii="Pretendard Medium" w:eastAsia="Pretendard Medium" w:hAnsi="Pretendard Medium"/>
-          <w:i/>
-          <w:iCs/>
-          <w:color w:val="EE0000"/>
-        </w:rPr>
-        <w:t xml:space="preserve"> </w:t>
-      </w:r>
-      <w:proofErr w:type="gramStart"/>
-      <w:r>
-        <w:rPr>
-          <w:rFonts w:ascii="Pretendard Medium" w:eastAsia="Pretendard Medium" w:hAnsi="Pretendard Medium"/>
-          <w:i/>
-          <w:iCs/>
-          <w:color w:val="EE0000"/>
-        </w:rPr>
-        <w:t>문서형식 :</w:t>
-      </w:r>
-      <w:proofErr w:type="gramEnd"/>
-      <w:r>
-        <w:rPr>
-          <w:rFonts w:ascii="Pretendard Medium" w:eastAsia="Pretendard Medium" w:hAnsi="Pretendard Medium"/>
-          <w:i/>
-          <w:iCs/>
-          <w:color w:val="EE0000"/>
-        </w:rPr>
-        <w:t xml:space="preserve"> 자유 </w:t>
-      </w:r>
-    </w:p>
-    <w:tbl>
-      <w:tblPr>
-        <w:tblStyle w:val="aa"/>
-        <w:tblW w:w="8860" w:type="dxa"/>
-        <w:tblInd w:w="25" w:type="dxa"/>
-        <w:tblBorders>
-          <w:top w:val="single" w:sz="4" w:space="0" w:color="000000"/>
-          <w:left w:val="single" w:sz="4" w:space="0" w:color="000000"/>
-          <w:bottom w:val="single" w:sz="4" w:space="0" w:color="000000"/>
-          <w:right w:val="single" w:sz="4" w:space="0" w:color="000000"/>
-          <w:insideH w:val="single" w:sz="4" w:space="0" w:color="000000"/>
-          <w:insideV w:val="single" w:sz="4" w:space="0" w:color="000000"/>
-        </w:tblBorders>
-        <w:tblLayout w:type="fixed"/>
-        <w:tblLook w:val="0000" w:firstRow="0" w:lastRow="0" w:firstColumn="0" w:lastColumn="0" w:noHBand="0" w:noVBand="0"/>
-      </w:tblPr>
-      <w:tblGrid>
-        <w:gridCol w:w="8860"/>
-      </w:tblGrid>
-      <w:tr>
-        <w:trPr>
-          <w:trHeight w:val="3255"/>
-        </w:trPr>
-        <w:tc>
-          <w:tcPr>
-            <w:tcW w:w="8860" w:type="dxa"/>
-            <w:vAlign w:val="center"/>
-          </w:tcPr>
-          <w:p>
-            <w:pPr>
-              <w:jc w:val="left"/>
-              <w:rPr>
-                <w:rFonts w:ascii="Pretendard Medium" w:eastAsia="Pretendard Medium" w:hAnsi="Pretendard Medium"/>
-                <w:b/>
-                <w:bCs/>
-                <w:color w:val="EE0000"/>
-              </w:rPr>
-            </w:pPr>
-          </w:p>
-        </w:tc>
-      </w:tr>
-    </w:tbl>
-    <w:p>
-      <w:pPr>
-        <w:jc w:val="left"/>
-        <w:rPr>
-          <w:rFonts w:ascii="Pretendard Medium" w:eastAsia="Pretendard Medium" w:hAnsi="Pretendard Medium"/>
-          <w:b/>
-          <w:bCs/>
-        </w:rPr>
-      </w:pPr>
+        <w:t>_사업계획서 / 문서형식 : 자유</w:t>
+      </w:r>
     </w:p>
     <w:p>
       <w:pPr>
@@ -1687,25 +1586,11 @@
           <w:b/>
           <w:bCs/>
           <w:color w:val="000000"/>
-        </w:rPr>
-        <w:sectPr>
-          <w:pgSz w:w="11906" w:h="16838"/>
-          <w:pgMar w:top="1701" w:right="1440" w:bottom="1440" w:left="1440" w:header="851" w:footer="992" w:gutter="0"/>
-          <w:pgNumType w:start="1"/>
-          <w:cols w:space="720"/>
-        </w:sectPr>
-      </w:pPr>
-    </w:p>
-    <w:p>
-      <w:pPr>
-        <w:pBdr>
-          <w:top w:val="nil"/>
-          <w:left w:val="nil"/>
-          <w:bottom w:val="nil"/>
-          <w:right w:val="nil"/>
-          <w:between w:val="nil"/>
-        </w:pBdr>
-        <w:jc w:val="left"/>
+          <w:sz w:val="22"/>
+          <w:szCs w:val="22"/>
+        </w:rPr>
+      </w:pPr>
+      <w:r>
         <w:rPr>
           <w:rFonts w:ascii="Pretendard Medium" w:eastAsia="Pretendard Medium" w:hAnsi="Pretendard Medium"/>
           <w:b/>
@@ -1714,7 +1599,9 @@
           <w:sz w:val="22"/>
           <w:szCs w:val="22"/>
         </w:rPr>
-      </w:pPr>
+        <w:lastRenderedPageBreak/>
+        <w:t xml:space="preserve"> </w:t>
+      </w:r>
       <w:r>
         <w:rPr>
           <w:rFonts w:ascii="Pretendard Medium" w:eastAsia="Pretendard Medium" w:hAnsi="Pretendard Medium"/>
@@ -1724,7 +1611,6 @@
           <w:sz w:val="22"/>
           <w:szCs w:val="22"/>
         </w:rPr>
-        <w:lastRenderedPageBreak/>
         <w:t>[활동이력]</w:t>
       </w:r>
     </w:p>
